--- a/SOCWatch-Installation-and-Project-Guide.docx
+++ b/SOCWatch-Installation-and-Project-Guide.docx
@@ -76,7 +76,7 @@
           <w:sz w:val="22"/>
           <w:szCs w:val="22"/>
         </w:rPr>
-        <w:t xml:space="preserve">Student Number: CCA5008</w:t>
+        <w:t xml:space="preserve">Student Number: REDACTED</w:t>
       </w:r>
     </w:p>
     <w:p>
@@ -102,7 +102,7 @@
           <w:sz w:val="20"/>
           <w:szCs w:val="20"/>
         </w:rPr>
-        <w:t xml:space="preserve">AWS Account: 477013660512  |  Region: ap-south-1 (Mumbai)</w:t>
+        <w:t xml:space="preserve">AWS Account: REDACTED  |  Region: ap-south-1 (Mumbai)</w:t>
       </w:r>
     </w:p>
     <w:p>
@@ -2129,7 +2129,7 @@
         <w:spacing w:after="80"/>
       </w:pPr>
       <w:r>
-        <w:t xml:space="preserve">All AWS account configuration, infrastructure diagnosis and repair, Wazuh installation, agent enrolment, detection-use-case validation, dashboard evidence capture, and documentation completed by Nishen Madawa Abedeera (Student Number: CCA5008).</w:t>
+        <w:t xml:space="preserve">All AWS account configuration, infrastructure diagnosis and repair, Wazuh installation, agent enrolment, detection-use-case validation, dashboard evidence capture, and documentation completed by Nishen Madawa Abedeera (Student Number: REDACTED).</w:t>
       </w:r>
     </w:p>
     <w:p>
@@ -2303,7 +2303,7 @@
         <w:spacing w:after="80"/>
       </w:pPr>
       <w:r>
-        <w:t xml:space="preserve">An AWS account with billing enabled (account 477013660512).</w:t>
+        <w:t xml:space="preserve">An AWS account with billing enabled (account REDACTED).</w:t>
       </w:r>
     </w:p>
     <w:p>
@@ -9371,7 +9371,7 @@
         <w:spacing w:after="160"/>
       </w:pPr>
       <w:r>
-        <w:t xml:space="preserve">This project is completed individually. All AWS account configuration (IAM baseline, budget, security group design), infrastructure-as-code (Terraform), Wazuh installation, agent enrolment, detection use-case testing and reporting is designed, executed and defensible by the author, Nishen Madawa Abedeera (Student Number: CCA5008).</w:t>
+        <w:t xml:space="preserve">This project is completed individually. All AWS account configuration (IAM baseline, budget, security group design), infrastructure-as-code (Terraform), Wazuh installation, agent enrolment, detection use-case testing and reporting is designed, executed and defensible by the author, Nishen Madawa Abedeera (Student Number: REDACTED).</w:t>
       </w:r>
     </w:p>
     <w:sectPr>
